--- a/Practicas/docs/PSP 0 Resumen del plan del proyecto.docx
+++ b/Practicas/docs/PSP 0 Resumen del plan del proyecto.docx
@@ -1,6 +1,6 @@
 
 <file path=word/document.xml><?xml version="1.0" encoding="utf-8"?>
-<w:document xmlns:wpc="http://schemas.microsoft.com/office/word/2010/wordprocessingCanvas" xmlns:cx="http://schemas.microsoft.com/office/drawing/2014/chartex" xmlns:cx1="http://schemas.microsoft.com/office/drawing/2015/9/8/chartex" xmlns:cx2="http://schemas.microsoft.com/office/drawing/2015/10/21/chartex" xmlns:cx3="http://schemas.microsoft.com/office/drawing/2016/5/9/chartex" xmlns:cx4="http://schemas.microsoft.com/office/drawing/2016/5/10/chartex" xmlns:cx5="http://schemas.microsoft.com/office/drawing/2016/5/11/chartex" xmlns:cx6="http://schemas.microsoft.com/office/drawing/2016/5/12/chartex" xmlns:cx7="http://schemas.microsoft.com/office/drawing/2016/5/13/chartex" xmlns:cx8="http://schemas.microsoft.com/office/drawing/2016/5/14/chartex" xmlns:mc="http://schemas.openxmlformats.org/markup-compatibility/2006" xmlns:aink="http://schemas.microsoft.com/office/drawing/2016/ink" xmlns:am3d="http://schemas.microsoft.com/office/drawing/2017/model3d" xmlns:o="urn:schemas-microsoft-com:office:office" xmlns:r="http://schemas.openxmlformats.org/officeDocument/2006/relationships" xmlns:m="http://schemas.openxmlformats.org/officeDocument/2006/math" xmlns:v="urn:schemas-microsoft-com:vml" xmlns:wp14="http://schemas.microsoft.com/office/word/2010/wordprocessingDrawing" xmlns:wp="http://schemas.openxmlformats.org/drawingml/2006/wordprocessingDrawing" xmlns:w10="urn:schemas-microsoft-com:office:word" xmlns:w="http://schemas.openxmlformats.org/wordprocessingml/2006/main" xmlns:w14="http://schemas.microsoft.com/office/word/2010/wordml" xmlns:w15="http://schemas.microsoft.com/office/word/2012/wordml" xmlns:w16cid="http://schemas.microsoft.com/office/word/2016/wordml/cid" xmlns:w16se="http://schemas.microsoft.com/office/word/2015/wordml/symex" xmlns:wpg="http://schemas.microsoft.com/office/word/2010/wordprocessingGroup" xmlns:wpi="http://schemas.microsoft.com/office/word/2010/wordprocessingInk" xmlns:wne="http://schemas.microsoft.com/office/word/2006/wordml" xmlns:wps="http://schemas.microsoft.com/office/word/2010/wordprocessingShape" mc:Ignorable="w14 w15 w16se w16cid wp14">
+<w:document xmlns:wpc="http://schemas.microsoft.com/office/word/2010/wordprocessingCanvas" xmlns:cx="http://schemas.microsoft.com/office/drawing/2014/chartex" xmlns:mc="http://schemas.openxmlformats.org/markup-compatibility/2006" xmlns:o="urn:schemas-microsoft-com:office:office" xmlns:r="http://schemas.openxmlformats.org/officeDocument/2006/relationships" xmlns:m="http://schemas.openxmlformats.org/officeDocument/2006/math" xmlns:v="urn:schemas-microsoft-com:vml" xmlns:wp14="http://schemas.microsoft.com/office/word/2010/wordprocessingDrawing" xmlns:wp="http://schemas.openxmlformats.org/drawingml/2006/wordprocessingDrawing" xmlns:w10="urn:schemas-microsoft-com:office:word" xmlns:w="http://schemas.openxmlformats.org/wordprocessingml/2006/main" xmlns:w14="http://schemas.microsoft.com/office/word/2010/wordml" xmlns:w15="http://schemas.microsoft.com/office/word/2012/wordml" xmlns:w16se="http://schemas.microsoft.com/office/word/2015/wordml/symex" xmlns:wpg="http://schemas.microsoft.com/office/word/2010/wordprocessingGroup" xmlns:wpi="http://schemas.microsoft.com/office/word/2010/wordprocessingInk" xmlns:wne="http://schemas.microsoft.com/office/word/2006/wordml" xmlns:wps="http://schemas.microsoft.com/office/word/2010/wordprocessingShape" mc:Ignorable="w14 w15 w16se wp14">
   <w:body>
     <w:p/>
     <w:tbl>
@@ -105,6 +105,14 @@
                 <w:szCs w:val="18"/>
               </w:rPr>
             </w:pPr>
+            <w:r>
+              <w:rPr>
+                <w:rFonts w:ascii="Consolas" w:eastAsia="Consolas" w:hAnsi="Consolas" w:cs="Consolas"/>
+                <w:sz w:val="18"/>
+                <w:szCs w:val="18"/>
+              </w:rPr>
+              <w:t xml:space="preserve">Joel torres reyes </w:t>
+            </w:r>
           </w:p>
         </w:tc>
         <w:tc>
@@ -186,6 +194,14 @@
                 <w:szCs w:val="18"/>
               </w:rPr>
             </w:pPr>
+            <w:r>
+              <w:rPr>
+                <w:rFonts w:ascii="Consolas" w:eastAsia="Consolas" w:hAnsi="Consolas" w:cs="Consolas"/>
+                <w:sz w:val="18"/>
+                <w:szCs w:val="18"/>
+              </w:rPr>
+              <w:t>22/09/2026</w:t>
+            </w:r>
           </w:p>
         </w:tc>
       </w:tr>
@@ -268,6 +284,14 @@
                 <w:szCs w:val="18"/>
               </w:rPr>
             </w:pPr>
+            <w:r>
+              <w:rPr>
+                <w:rFonts w:ascii="Consolas" w:eastAsia="Consolas" w:hAnsi="Consolas" w:cs="Consolas"/>
+                <w:sz w:val="18"/>
+                <w:szCs w:val="18"/>
+              </w:rPr>
+              <w:t>Análisis de Registro de Ataques</w:t>
+            </w:r>
           </w:p>
         </w:tc>
         <w:tc>
@@ -348,6 +372,14 @@
                 <w:szCs w:val="18"/>
               </w:rPr>
             </w:pPr>
+            <w:r>
+              <w:rPr>
+                <w:rFonts w:ascii="Consolas" w:eastAsia="Consolas" w:hAnsi="Consolas" w:cs="Consolas"/>
+                <w:sz w:val="18"/>
+                <w:szCs w:val="18"/>
+              </w:rPr>
+              <w:t>Practica 1</w:t>
+            </w:r>
           </w:p>
         </w:tc>
       </w:tr>
@@ -430,6 +462,14 @@
                 <w:szCs w:val="18"/>
               </w:rPr>
             </w:pPr>
+            <w:r>
+              <w:rPr>
+                <w:rFonts w:ascii="Consolas" w:eastAsia="Consolas" w:hAnsi="Consolas" w:cs="Consolas"/>
+                <w:sz w:val="18"/>
+                <w:szCs w:val="18"/>
+              </w:rPr>
+              <w:t>Jacobo Días</w:t>
+            </w:r>
           </w:p>
         </w:tc>
         <w:tc>
@@ -510,6 +550,14 @@
                 <w:szCs w:val="18"/>
               </w:rPr>
             </w:pPr>
+            <w:r>
+              <w:rPr>
+                <w:rFonts w:ascii="Consolas" w:eastAsia="Consolas" w:hAnsi="Consolas" w:cs="Consolas"/>
+                <w:sz w:val="18"/>
+                <w:szCs w:val="18"/>
+              </w:rPr>
+              <w:t>C</w:t>
+            </w:r>
           </w:p>
         </w:tc>
       </w:tr>
@@ -757,6 +805,14 @@
                 <w:szCs w:val="18"/>
               </w:rPr>
             </w:pPr>
+            <w:r>
+              <w:rPr>
+                <w:rFonts w:ascii="Consolas" w:eastAsia="Consolas" w:hAnsi="Consolas" w:cs="Consolas"/>
+                <w:sz w:val="18"/>
+                <w:szCs w:val="18"/>
+              </w:rPr>
+              <w:t>90</w:t>
+            </w:r>
           </w:p>
         </w:tc>
         <w:tc>
@@ -784,6 +840,14 @@
                 <w:szCs w:val="18"/>
               </w:rPr>
             </w:pPr>
+            <w:r>
+              <w:rPr>
+                <w:rFonts w:ascii="Consolas" w:eastAsia="Consolas" w:hAnsi="Consolas" w:cs="Consolas"/>
+                <w:sz w:val="18"/>
+                <w:szCs w:val="18"/>
+              </w:rPr>
+              <w:t>65</w:t>
+            </w:r>
           </w:p>
         </w:tc>
       </w:tr>
@@ -855,6 +919,14 @@
                 <w:szCs w:val="18"/>
               </w:rPr>
             </w:pPr>
+            <w:r>
+              <w:rPr>
+                <w:rFonts w:ascii="Consolas" w:eastAsia="Consolas" w:hAnsi="Consolas" w:cs="Consolas"/>
+                <w:sz w:val="18"/>
+                <w:szCs w:val="18"/>
+              </w:rPr>
+              <w:t>40</w:t>
+            </w:r>
           </w:p>
         </w:tc>
         <w:tc>
@@ -882,6 +954,14 @@
                 <w:szCs w:val="18"/>
               </w:rPr>
             </w:pPr>
+            <w:r>
+              <w:rPr>
+                <w:rFonts w:ascii="Consolas" w:eastAsia="Consolas" w:hAnsi="Consolas" w:cs="Consolas"/>
+                <w:sz w:val="18"/>
+                <w:szCs w:val="18"/>
+              </w:rPr>
+              <w:t>50</w:t>
+            </w:r>
           </w:p>
         </w:tc>
       </w:tr>
@@ -1108,6 +1188,14 @@
                 <w:szCs w:val="18"/>
               </w:rPr>
             </w:pPr>
+            <w:r>
+              <w:rPr>
+                <w:rFonts w:ascii="Consolas" w:eastAsia="Consolas" w:hAnsi="Consolas" w:cs="Consolas"/>
+                <w:sz w:val="18"/>
+                <w:szCs w:val="18"/>
+              </w:rPr>
+              <w:t>30 min</w:t>
+            </w:r>
           </w:p>
         </w:tc>
         <w:tc>
@@ -1136,6 +1224,14 @@
                 <w:szCs w:val="18"/>
               </w:rPr>
             </w:pPr>
+            <w:r>
+              <w:rPr>
+                <w:rFonts w:ascii="Consolas" w:eastAsia="Consolas" w:hAnsi="Consolas" w:cs="Consolas"/>
+                <w:sz w:val="18"/>
+                <w:szCs w:val="18"/>
+              </w:rPr>
+              <w:t>20 min</w:t>
+            </w:r>
           </w:p>
         </w:tc>
       </w:tr>
@@ -1207,6 +1303,14 @@
                 <w:szCs w:val="18"/>
               </w:rPr>
             </w:pPr>
+            <w:r>
+              <w:rPr>
+                <w:rFonts w:ascii="Consolas" w:eastAsia="Consolas" w:hAnsi="Consolas" w:cs="Consolas"/>
+                <w:sz w:val="18"/>
+                <w:szCs w:val="18"/>
+              </w:rPr>
+              <w:t>40 min</w:t>
+            </w:r>
           </w:p>
         </w:tc>
         <w:tc>
@@ -1234,6 +1338,14 @@
                 <w:szCs w:val="18"/>
               </w:rPr>
             </w:pPr>
+            <w:r>
+              <w:rPr>
+                <w:rFonts w:ascii="Consolas" w:eastAsia="Consolas" w:hAnsi="Consolas" w:cs="Consolas"/>
+                <w:sz w:val="18"/>
+                <w:szCs w:val="18"/>
+              </w:rPr>
+              <w:t>20 min</w:t>
+            </w:r>
           </w:p>
         </w:tc>
       </w:tr>
@@ -1305,6 +1417,14 @@
                 <w:szCs w:val="18"/>
               </w:rPr>
             </w:pPr>
+            <w:r>
+              <w:rPr>
+                <w:rFonts w:ascii="Consolas" w:eastAsia="Consolas" w:hAnsi="Consolas" w:cs="Consolas"/>
+                <w:sz w:val="18"/>
+                <w:szCs w:val="18"/>
+              </w:rPr>
+              <w:t>60 min</w:t>
+            </w:r>
           </w:p>
         </w:tc>
         <w:tc>
@@ -1332,6 +1452,14 @@
                 <w:szCs w:val="18"/>
               </w:rPr>
             </w:pPr>
+            <w:r>
+              <w:rPr>
+                <w:rFonts w:ascii="Consolas" w:eastAsia="Consolas" w:hAnsi="Consolas" w:cs="Consolas"/>
+                <w:sz w:val="18"/>
+                <w:szCs w:val="18"/>
+              </w:rPr>
+              <w:t>160 min</w:t>
+            </w:r>
           </w:p>
         </w:tc>
       </w:tr>
@@ -1403,6 +1531,14 @@
                 <w:szCs w:val="18"/>
               </w:rPr>
             </w:pPr>
+            <w:r>
+              <w:rPr>
+                <w:rFonts w:ascii="Consolas" w:eastAsia="Consolas" w:hAnsi="Consolas" w:cs="Consolas"/>
+                <w:sz w:val="18"/>
+                <w:szCs w:val="18"/>
+              </w:rPr>
+              <w:t xml:space="preserve">10 min </w:t>
+            </w:r>
           </w:p>
         </w:tc>
         <w:tc>
@@ -1430,6 +1566,14 @@
                 <w:szCs w:val="18"/>
               </w:rPr>
             </w:pPr>
+            <w:r>
+              <w:rPr>
+                <w:rFonts w:ascii="Consolas" w:eastAsia="Consolas" w:hAnsi="Consolas" w:cs="Consolas"/>
+                <w:sz w:val="18"/>
+                <w:szCs w:val="18"/>
+              </w:rPr>
+              <w:t>20 min</w:t>
+            </w:r>
           </w:p>
         </w:tc>
       </w:tr>
@@ -1501,6 +1645,14 @@
                 <w:szCs w:val="18"/>
               </w:rPr>
             </w:pPr>
+            <w:r>
+              <w:rPr>
+                <w:rFonts w:ascii="Consolas" w:eastAsia="Consolas" w:hAnsi="Consolas" w:cs="Consolas"/>
+                <w:sz w:val="18"/>
+                <w:szCs w:val="18"/>
+              </w:rPr>
+              <w:t xml:space="preserve">25 min </w:t>
+            </w:r>
           </w:p>
         </w:tc>
         <w:tc>
@@ -1528,6 +1680,14 @@
                 <w:szCs w:val="18"/>
               </w:rPr>
             </w:pPr>
+            <w:r>
+              <w:rPr>
+                <w:rFonts w:ascii="Consolas" w:eastAsia="Consolas" w:hAnsi="Consolas" w:cs="Consolas"/>
+                <w:sz w:val="18"/>
+                <w:szCs w:val="18"/>
+              </w:rPr>
+              <w:t xml:space="preserve">20 min </w:t>
+            </w:r>
           </w:p>
         </w:tc>
       </w:tr>
@@ -1601,6 +1761,14 @@
                 <w:szCs w:val="18"/>
               </w:rPr>
             </w:pPr>
+            <w:r>
+              <w:rPr>
+                <w:rFonts w:ascii="Consolas" w:eastAsia="Consolas" w:hAnsi="Consolas" w:cs="Consolas"/>
+                <w:sz w:val="18"/>
+                <w:szCs w:val="18"/>
+              </w:rPr>
+              <w:t xml:space="preserve">15 min </w:t>
+            </w:r>
           </w:p>
         </w:tc>
         <w:tc>
@@ -1628,6 +1796,14 @@
                 <w:szCs w:val="18"/>
               </w:rPr>
             </w:pPr>
+            <w:r>
+              <w:rPr>
+                <w:rFonts w:ascii="Consolas" w:eastAsia="Consolas" w:hAnsi="Consolas" w:cs="Consolas"/>
+                <w:sz w:val="18"/>
+                <w:szCs w:val="18"/>
+              </w:rPr>
+              <w:t>10 min</w:t>
+            </w:r>
           </w:p>
         </w:tc>
       </w:tr>
@@ -1696,6 +1872,14 @@
                 <w:szCs w:val="18"/>
               </w:rPr>
             </w:pPr>
+            <w:r>
+              <w:rPr>
+                <w:rFonts w:ascii="Consolas" w:eastAsia="Consolas" w:hAnsi="Consolas" w:cs="Consolas"/>
+                <w:sz w:val="18"/>
+                <w:szCs w:val="18"/>
+              </w:rPr>
+              <w:t xml:space="preserve">180 min </w:t>
+            </w:r>
           </w:p>
         </w:tc>
         <w:tc>
@@ -1723,6 +1907,14 @@
                 <w:szCs w:val="18"/>
               </w:rPr>
             </w:pPr>
+            <w:r>
+              <w:rPr>
+                <w:rFonts w:ascii="Consolas" w:eastAsia="Consolas" w:hAnsi="Consolas" w:cs="Consolas"/>
+                <w:sz w:val="18"/>
+                <w:szCs w:val="18"/>
+              </w:rPr>
+              <w:t>250 min</w:t>
+            </w:r>
           </w:p>
         </w:tc>
       </w:tr>
@@ -1794,6 +1986,14 @@
                 <w:szCs w:val="18"/>
               </w:rPr>
             </w:pPr>
+            <w:r>
+              <w:rPr>
+                <w:rFonts w:ascii="Consolas" w:eastAsia="Consolas" w:hAnsi="Consolas" w:cs="Consolas"/>
+                <w:sz w:val="18"/>
+                <w:szCs w:val="18"/>
+              </w:rPr>
+              <w:t>250 min</w:t>
+            </w:r>
           </w:p>
         </w:tc>
         <w:tc>
@@ -1893,6 +2093,14 @@
                 <w:szCs w:val="18"/>
               </w:rPr>
             </w:pPr>
+            <w:r>
+              <w:rPr>
+                <w:rFonts w:ascii="Consolas" w:eastAsia="Consolas" w:hAnsi="Consolas" w:cs="Consolas"/>
+                <w:sz w:val="18"/>
+                <w:szCs w:val="18"/>
+              </w:rPr>
+              <w:t>200 min</w:t>
+            </w:r>
           </w:p>
         </w:tc>
         <w:tc>
@@ -2120,6 +2328,14 @@
                 <w:szCs w:val="18"/>
               </w:rPr>
             </w:pPr>
+            <w:r>
+              <w:rPr>
+                <w:rFonts w:ascii="Consolas" w:eastAsia="Consolas" w:hAnsi="Consolas" w:cs="Consolas"/>
+                <w:sz w:val="18"/>
+                <w:szCs w:val="18"/>
+              </w:rPr>
+              <w:t>4</w:t>
+            </w:r>
           </w:p>
         </w:tc>
       </w:tr>
@@ -2191,6 +2407,14 @@
                 <w:szCs w:val="18"/>
               </w:rPr>
             </w:pPr>
+            <w:r>
+              <w:rPr>
+                <w:rFonts w:ascii="Consolas" w:eastAsia="Consolas" w:hAnsi="Consolas" w:cs="Consolas"/>
+                <w:sz w:val="18"/>
+                <w:szCs w:val="18"/>
+              </w:rPr>
+              <w:t>3</w:t>
+            </w:r>
           </w:p>
         </w:tc>
       </w:tr>
@@ -2262,6 +2486,14 @@
                 <w:szCs w:val="18"/>
               </w:rPr>
             </w:pPr>
+            <w:r>
+              <w:rPr>
+                <w:rFonts w:ascii="Consolas" w:eastAsia="Consolas" w:hAnsi="Consolas" w:cs="Consolas"/>
+                <w:sz w:val="18"/>
+                <w:szCs w:val="18"/>
+              </w:rPr>
+              <w:t>5</w:t>
+            </w:r>
           </w:p>
         </w:tc>
       </w:tr>
@@ -2333,6 +2565,14 @@
                 <w:szCs w:val="18"/>
               </w:rPr>
             </w:pPr>
+            <w:r>
+              <w:rPr>
+                <w:rFonts w:ascii="Consolas" w:eastAsia="Consolas" w:hAnsi="Consolas" w:cs="Consolas"/>
+                <w:sz w:val="18"/>
+                <w:szCs w:val="18"/>
+              </w:rPr>
+              <w:t>2</w:t>
+            </w:r>
           </w:p>
         </w:tc>
       </w:tr>
@@ -2404,6 +2644,14 @@
                 <w:szCs w:val="18"/>
               </w:rPr>
             </w:pPr>
+            <w:r>
+              <w:rPr>
+                <w:rFonts w:ascii="Consolas" w:eastAsia="Consolas" w:hAnsi="Consolas" w:cs="Consolas"/>
+                <w:sz w:val="18"/>
+                <w:szCs w:val="18"/>
+              </w:rPr>
+              <w:t>10</w:t>
+            </w:r>
           </w:p>
         </w:tc>
       </w:tr>
@@ -2477,6 +2725,14 @@
                 <w:szCs w:val="18"/>
               </w:rPr>
             </w:pPr>
+            <w:r>
+              <w:rPr>
+                <w:rFonts w:ascii="Consolas" w:eastAsia="Consolas" w:hAnsi="Consolas" w:cs="Consolas"/>
+                <w:sz w:val="18"/>
+                <w:szCs w:val="18"/>
+              </w:rPr>
+              <w:t>2</w:t>
+            </w:r>
           </w:p>
         </w:tc>
       </w:tr>
@@ -2516,15 +2772,7 @@
                 <w:sz w:val="18"/>
                 <w:szCs w:val="18"/>
               </w:rPr>
-              <w:t>Total</w:t>
-            </w:r>
-            <w:r>
-              <w:rPr>
-                <w:rFonts w:ascii="Lato" w:eastAsia="Lato" w:hAnsi="Lato" w:cs="Lato"/>
-                <w:sz w:val="18"/>
-                <w:szCs w:val="18"/>
-              </w:rPr>
-              <w:t xml:space="preserve"> inyectados</w:t>
+              <w:t>Total inyectados</w:t>
             </w:r>
           </w:p>
         </w:tc>
@@ -2553,6 +2801,14 @@
                 <w:szCs w:val="18"/>
               </w:rPr>
             </w:pPr>
+            <w:r>
+              <w:rPr>
+                <w:rFonts w:ascii="Consolas" w:eastAsia="Consolas" w:hAnsi="Consolas" w:cs="Consolas"/>
+                <w:sz w:val="18"/>
+                <w:szCs w:val="18"/>
+              </w:rPr>
+              <w:t>26</w:t>
+            </w:r>
           </w:p>
         </w:tc>
       </w:tr>
@@ -2577,8 +2833,6 @@
           <w:rFonts w:ascii="Lato" w:eastAsia="Lato" w:hAnsi="Lato" w:cs="Lato"/>
         </w:rPr>
       </w:pPr>
-      <w:bookmarkStart w:id="0" w:name="_GoBack"/>
-      <w:bookmarkEnd w:id="0"/>
     </w:p>
     <w:tbl>
       <w:tblPr>
@@ -2639,17 +2893,7 @@
                 <w:szCs w:val="18"/>
               </w:rPr>
               <w:lastRenderedPageBreak/>
-              <w:t xml:space="preserve">Defectos </w:t>
-            </w:r>
-            <w:r>
-              <w:rPr>
-                <w:rFonts w:ascii="Lato" w:eastAsia="Lato" w:hAnsi="Lato" w:cs="Lato"/>
-                <w:b/>
-                <w:color w:val="FFFFFF"/>
-                <w:sz w:val="18"/>
-                <w:szCs w:val="18"/>
-              </w:rPr>
-              <w:t>removidos</w:t>
+              <w:t>Defectos removidos</w:t>
             </w:r>
           </w:p>
         </w:tc>
@@ -2764,6 +3008,14 @@
                 <w:szCs w:val="18"/>
               </w:rPr>
             </w:pPr>
+            <w:r>
+              <w:rPr>
+                <w:rFonts w:ascii="Consolas" w:eastAsia="Consolas" w:hAnsi="Consolas" w:cs="Consolas"/>
+                <w:sz w:val="18"/>
+                <w:szCs w:val="18"/>
+              </w:rPr>
+              <w:t>2</w:t>
+            </w:r>
           </w:p>
         </w:tc>
       </w:tr>
@@ -2835,6 +3087,14 @@
                 <w:szCs w:val="18"/>
               </w:rPr>
             </w:pPr>
+            <w:r>
+              <w:rPr>
+                <w:rFonts w:ascii="Consolas" w:eastAsia="Consolas" w:hAnsi="Consolas" w:cs="Consolas"/>
+                <w:sz w:val="18"/>
+                <w:szCs w:val="18"/>
+              </w:rPr>
+              <w:t>1</w:t>
+            </w:r>
           </w:p>
         </w:tc>
       </w:tr>
@@ -2906,6 +3166,14 @@
                 <w:szCs w:val="18"/>
               </w:rPr>
             </w:pPr>
+            <w:r>
+              <w:rPr>
+                <w:rFonts w:ascii="Consolas" w:eastAsia="Consolas" w:hAnsi="Consolas" w:cs="Consolas"/>
+                <w:sz w:val="18"/>
+                <w:szCs w:val="18"/>
+              </w:rPr>
+              <w:t>1</w:t>
+            </w:r>
           </w:p>
         </w:tc>
       </w:tr>
@@ -2977,6 +3245,14 @@
                 <w:szCs w:val="18"/>
               </w:rPr>
             </w:pPr>
+            <w:r>
+              <w:rPr>
+                <w:rFonts w:ascii="Consolas" w:eastAsia="Consolas" w:hAnsi="Consolas" w:cs="Consolas"/>
+                <w:sz w:val="18"/>
+                <w:szCs w:val="18"/>
+              </w:rPr>
+              <w:t>1</w:t>
+            </w:r>
           </w:p>
         </w:tc>
       </w:tr>
@@ -3048,6 +3324,14 @@
                 <w:szCs w:val="18"/>
               </w:rPr>
             </w:pPr>
+            <w:r>
+              <w:rPr>
+                <w:rFonts w:ascii="Consolas" w:eastAsia="Consolas" w:hAnsi="Consolas" w:cs="Consolas"/>
+                <w:sz w:val="18"/>
+                <w:szCs w:val="18"/>
+              </w:rPr>
+              <w:t>7</w:t>
+            </w:r>
           </w:p>
         </w:tc>
       </w:tr>
@@ -3121,6 +3405,14 @@
                 <w:szCs w:val="18"/>
               </w:rPr>
             </w:pPr>
+            <w:r>
+              <w:rPr>
+                <w:rFonts w:ascii="Consolas" w:eastAsia="Consolas" w:hAnsi="Consolas" w:cs="Consolas"/>
+                <w:sz w:val="18"/>
+                <w:szCs w:val="18"/>
+              </w:rPr>
+              <w:t>0</w:t>
+            </w:r>
           </w:p>
         </w:tc>
       </w:tr>
@@ -3160,15 +3452,7 @@
                 <w:sz w:val="18"/>
                 <w:szCs w:val="18"/>
               </w:rPr>
-              <w:t>Total</w:t>
-            </w:r>
-            <w:r>
-              <w:rPr>
-                <w:rFonts w:ascii="Lato" w:eastAsia="Lato" w:hAnsi="Lato" w:cs="Lato"/>
-                <w:sz w:val="18"/>
-                <w:szCs w:val="18"/>
-              </w:rPr>
-              <w:t xml:space="preserve"> Inyectados</w:t>
+              <w:t>Total Inyectados</w:t>
             </w:r>
           </w:p>
         </w:tc>
@@ -3197,6 +3481,16 @@
                 <w:szCs w:val="18"/>
               </w:rPr>
             </w:pPr>
+            <w:r>
+              <w:rPr>
+                <w:rFonts w:ascii="Consolas" w:eastAsia="Consolas" w:hAnsi="Consolas" w:cs="Consolas"/>
+                <w:sz w:val="18"/>
+                <w:szCs w:val="18"/>
+              </w:rPr>
+              <w:t>26</w:t>
+            </w:r>
+            <w:bookmarkStart w:id="0" w:name="_GoBack"/>
+            <w:bookmarkEnd w:id="0"/>
           </w:p>
         </w:tc>
       </w:tr>
@@ -3236,15 +3530,7 @@
                 <w:sz w:val="18"/>
                 <w:szCs w:val="18"/>
               </w:rPr>
-              <w:t xml:space="preserve">Total </w:t>
-            </w:r>
-            <w:r>
-              <w:rPr>
-                <w:rFonts w:ascii="Lato" w:eastAsia="Lato" w:hAnsi="Lato" w:cs="Lato"/>
-                <w:sz w:val="18"/>
-                <w:szCs w:val="18"/>
-              </w:rPr>
-              <w:t>removidos</w:t>
+              <w:t>Total removidos</w:t>
             </w:r>
           </w:p>
         </w:tc>
@@ -3273,6 +3559,14 @@
                 <w:szCs w:val="18"/>
               </w:rPr>
             </w:pPr>
+            <w:r>
+              <w:rPr>
+                <w:rFonts w:ascii="Consolas" w:eastAsia="Consolas" w:hAnsi="Consolas" w:cs="Consolas"/>
+                <w:sz w:val="18"/>
+                <w:szCs w:val="18"/>
+              </w:rPr>
+              <w:t>12</w:t>
+            </w:r>
           </w:p>
         </w:tc>
       </w:tr>
@@ -3296,7 +3590,7 @@
 </file>
 
 <file path=word/endnotes.xml><?xml version="1.0" encoding="utf-8"?>
-<w:endnotes xmlns:wpc="http://schemas.microsoft.com/office/word/2010/wordprocessingCanvas" xmlns:cx="http://schemas.microsoft.com/office/drawing/2014/chartex" xmlns:cx1="http://schemas.microsoft.com/office/drawing/2015/9/8/chartex" xmlns:cx2="http://schemas.microsoft.com/office/drawing/2015/10/21/chartex" xmlns:cx3="http://schemas.microsoft.com/office/drawing/2016/5/9/chartex" xmlns:cx4="http://schemas.microsoft.com/office/drawing/2016/5/10/chartex" xmlns:cx5="http://schemas.microsoft.com/office/drawing/2016/5/11/chartex" xmlns:cx6="http://schemas.microsoft.com/office/drawing/2016/5/12/chartex" xmlns:cx7="http://schemas.microsoft.com/office/drawing/2016/5/13/chartex" xmlns:cx8="http://schemas.microsoft.com/office/drawing/2016/5/14/chartex" xmlns:mc="http://schemas.openxmlformats.org/markup-compatibility/2006" xmlns:aink="http://schemas.microsoft.com/office/drawing/2016/ink" xmlns:am3d="http://schemas.microsoft.com/office/drawing/2017/model3d" xmlns:o="urn:schemas-microsoft-com:office:office" xmlns:r="http://schemas.openxmlformats.org/officeDocument/2006/relationships" xmlns:m="http://schemas.openxmlformats.org/officeDocument/2006/math" xmlns:v="urn:schemas-microsoft-com:vml" xmlns:wp14="http://schemas.microsoft.com/office/word/2010/wordprocessingDrawing" xmlns:wp="http://schemas.openxmlformats.org/drawingml/2006/wordprocessingDrawing" xmlns:w10="urn:schemas-microsoft-com:office:word" xmlns:w="http://schemas.openxmlformats.org/wordprocessingml/2006/main" xmlns:w14="http://schemas.microsoft.com/office/word/2010/wordml" xmlns:w15="http://schemas.microsoft.com/office/word/2012/wordml" xmlns:w16cid="http://schemas.microsoft.com/office/word/2016/wordml/cid" xmlns:w16se="http://schemas.microsoft.com/office/word/2015/wordml/symex" xmlns:wpg="http://schemas.microsoft.com/office/word/2010/wordprocessingGroup" xmlns:wpi="http://schemas.microsoft.com/office/word/2010/wordprocessingInk" xmlns:wne="http://schemas.microsoft.com/office/word/2006/wordml" xmlns:wps="http://schemas.microsoft.com/office/word/2010/wordprocessingShape" mc:Ignorable="w14 w15 w16se w16cid wp14">
+<w:endnotes xmlns:wpc="http://schemas.microsoft.com/office/word/2010/wordprocessingCanvas" xmlns:cx="http://schemas.microsoft.com/office/drawing/2014/chartex" xmlns:mc="http://schemas.openxmlformats.org/markup-compatibility/2006" xmlns:o="urn:schemas-microsoft-com:office:office" xmlns:r="http://schemas.openxmlformats.org/officeDocument/2006/relationships" xmlns:m="http://schemas.openxmlformats.org/officeDocument/2006/math" xmlns:v="urn:schemas-microsoft-com:vml" xmlns:wp14="http://schemas.microsoft.com/office/word/2010/wordprocessingDrawing" xmlns:wp="http://schemas.openxmlformats.org/drawingml/2006/wordprocessingDrawing" xmlns:w10="urn:schemas-microsoft-com:office:word" xmlns:w="http://schemas.openxmlformats.org/wordprocessingml/2006/main" xmlns:w14="http://schemas.microsoft.com/office/word/2010/wordml" xmlns:w15="http://schemas.microsoft.com/office/word/2012/wordml" xmlns:w16se="http://schemas.microsoft.com/office/word/2015/wordml/symex" xmlns:wpg="http://schemas.microsoft.com/office/word/2010/wordprocessingGroup" xmlns:wpi="http://schemas.microsoft.com/office/word/2010/wordprocessingInk" xmlns:wne="http://schemas.microsoft.com/office/word/2006/wordml" xmlns:wps="http://schemas.microsoft.com/office/word/2010/wordprocessingShape" mc:Ignorable="w14 w15 w16se wp14">
   <w:endnote w:type="separator" w:id="-1">
     <w:p>
       <w:pPr>
@@ -3321,7 +3615,7 @@
 </file>
 
 <file path=word/footnotes.xml><?xml version="1.0" encoding="utf-8"?>
-<w:footnotes xmlns:wpc="http://schemas.microsoft.com/office/word/2010/wordprocessingCanvas" xmlns:cx="http://schemas.microsoft.com/office/drawing/2014/chartex" xmlns:cx1="http://schemas.microsoft.com/office/drawing/2015/9/8/chartex" xmlns:cx2="http://schemas.microsoft.com/office/drawing/2015/10/21/chartex" xmlns:cx3="http://schemas.microsoft.com/office/drawing/2016/5/9/chartex" xmlns:cx4="http://schemas.microsoft.com/office/drawing/2016/5/10/chartex" xmlns:cx5="http://schemas.microsoft.com/office/drawing/2016/5/11/chartex" xmlns:cx6="http://schemas.microsoft.com/office/drawing/2016/5/12/chartex" xmlns:cx7="http://schemas.microsoft.com/office/drawing/2016/5/13/chartex" xmlns:cx8="http://schemas.microsoft.com/office/drawing/2016/5/14/chartex" xmlns:mc="http://schemas.openxmlformats.org/markup-compatibility/2006" xmlns:aink="http://schemas.microsoft.com/office/drawing/2016/ink" xmlns:am3d="http://schemas.microsoft.com/office/drawing/2017/model3d" xmlns:o="urn:schemas-microsoft-com:office:office" xmlns:r="http://schemas.openxmlformats.org/officeDocument/2006/relationships" xmlns:m="http://schemas.openxmlformats.org/officeDocument/2006/math" xmlns:v="urn:schemas-microsoft-com:vml" xmlns:wp14="http://schemas.microsoft.com/office/word/2010/wordprocessingDrawing" xmlns:wp="http://schemas.openxmlformats.org/drawingml/2006/wordprocessingDrawing" xmlns:w10="urn:schemas-microsoft-com:office:word" xmlns:w="http://schemas.openxmlformats.org/wordprocessingml/2006/main" xmlns:w14="http://schemas.microsoft.com/office/word/2010/wordml" xmlns:w15="http://schemas.microsoft.com/office/word/2012/wordml" xmlns:w16cid="http://schemas.microsoft.com/office/word/2016/wordml/cid" xmlns:w16se="http://schemas.microsoft.com/office/word/2015/wordml/symex" xmlns:wpg="http://schemas.microsoft.com/office/word/2010/wordprocessingGroup" xmlns:wpi="http://schemas.microsoft.com/office/word/2010/wordprocessingInk" xmlns:wne="http://schemas.microsoft.com/office/word/2006/wordml" xmlns:wps="http://schemas.microsoft.com/office/word/2010/wordprocessingShape" mc:Ignorable="w14 w15 w16se w16cid wp14">
+<w:footnotes xmlns:wpc="http://schemas.microsoft.com/office/word/2010/wordprocessingCanvas" xmlns:cx="http://schemas.microsoft.com/office/drawing/2014/chartex" xmlns:mc="http://schemas.openxmlformats.org/markup-compatibility/2006" xmlns:o="urn:schemas-microsoft-com:office:office" xmlns:r="http://schemas.openxmlformats.org/officeDocument/2006/relationships" xmlns:m="http://schemas.openxmlformats.org/officeDocument/2006/math" xmlns:v="urn:schemas-microsoft-com:vml" xmlns:wp14="http://schemas.microsoft.com/office/word/2010/wordprocessingDrawing" xmlns:wp="http://schemas.openxmlformats.org/drawingml/2006/wordprocessingDrawing" xmlns:w10="urn:schemas-microsoft-com:office:word" xmlns:w="http://schemas.openxmlformats.org/wordprocessingml/2006/main" xmlns:w14="http://schemas.microsoft.com/office/word/2010/wordml" xmlns:w15="http://schemas.microsoft.com/office/word/2012/wordml" xmlns:w16se="http://schemas.microsoft.com/office/word/2015/wordml/symex" xmlns:wpg="http://schemas.microsoft.com/office/word/2010/wordprocessingGroup" xmlns:wpi="http://schemas.microsoft.com/office/word/2010/wordprocessingInk" xmlns:wne="http://schemas.microsoft.com/office/word/2006/wordml" xmlns:wps="http://schemas.microsoft.com/office/word/2010/wordprocessingShape" mc:Ignorable="w14 w15 w16se wp14">
   <w:footnote w:type="separator" w:id="-1">
     <w:p>
       <w:pPr>
@@ -3346,7 +3640,7 @@
 </file>
 
 <file path=word/header1.xml><?xml version="1.0" encoding="utf-8"?>
-<w:hdr xmlns:wpc="http://schemas.microsoft.com/office/word/2010/wordprocessingCanvas" xmlns:cx="http://schemas.microsoft.com/office/drawing/2014/chartex" xmlns:cx1="http://schemas.microsoft.com/office/drawing/2015/9/8/chartex" xmlns:cx2="http://schemas.microsoft.com/office/drawing/2015/10/21/chartex" xmlns:cx3="http://schemas.microsoft.com/office/drawing/2016/5/9/chartex" xmlns:cx4="http://schemas.microsoft.com/office/drawing/2016/5/10/chartex" xmlns:cx5="http://schemas.microsoft.com/office/drawing/2016/5/11/chartex" xmlns:cx6="http://schemas.microsoft.com/office/drawing/2016/5/12/chartex" xmlns:cx7="http://schemas.microsoft.com/office/drawing/2016/5/13/chartex" xmlns:cx8="http://schemas.microsoft.com/office/drawing/2016/5/14/chartex" xmlns:mc="http://schemas.openxmlformats.org/markup-compatibility/2006" xmlns:aink="http://schemas.microsoft.com/office/drawing/2016/ink" xmlns:am3d="http://schemas.microsoft.com/office/drawing/2017/model3d" xmlns:o="urn:schemas-microsoft-com:office:office" xmlns:r="http://schemas.openxmlformats.org/officeDocument/2006/relationships" xmlns:m="http://schemas.openxmlformats.org/officeDocument/2006/math" xmlns:v="urn:schemas-microsoft-com:vml" xmlns:wp14="http://schemas.microsoft.com/office/word/2010/wordprocessingDrawing" xmlns:wp="http://schemas.openxmlformats.org/drawingml/2006/wordprocessingDrawing" xmlns:w10="urn:schemas-microsoft-com:office:word" xmlns:w="http://schemas.openxmlformats.org/wordprocessingml/2006/main" xmlns:w14="http://schemas.microsoft.com/office/word/2010/wordml" xmlns:w15="http://schemas.microsoft.com/office/word/2012/wordml" xmlns:w16cid="http://schemas.microsoft.com/office/word/2016/wordml/cid" xmlns:w16se="http://schemas.microsoft.com/office/word/2015/wordml/symex" xmlns:wpg="http://schemas.microsoft.com/office/word/2010/wordprocessingGroup" xmlns:wpi="http://schemas.microsoft.com/office/word/2010/wordprocessingInk" xmlns:wne="http://schemas.microsoft.com/office/word/2006/wordml" xmlns:wps="http://schemas.microsoft.com/office/word/2010/wordprocessingShape" mc:Ignorable="w14 w15 w16se w16cid wp14">
+<w:hdr xmlns:wpc="http://schemas.microsoft.com/office/word/2010/wordprocessingCanvas" xmlns:cx="http://schemas.microsoft.com/office/drawing/2014/chartex" xmlns:mc="http://schemas.openxmlformats.org/markup-compatibility/2006" xmlns:o="urn:schemas-microsoft-com:office:office" xmlns:r="http://schemas.openxmlformats.org/officeDocument/2006/relationships" xmlns:m="http://schemas.openxmlformats.org/officeDocument/2006/math" xmlns:v="urn:schemas-microsoft-com:vml" xmlns:wp14="http://schemas.microsoft.com/office/word/2010/wordprocessingDrawing" xmlns:wp="http://schemas.openxmlformats.org/drawingml/2006/wordprocessingDrawing" xmlns:w10="urn:schemas-microsoft-com:office:word" xmlns:w="http://schemas.openxmlformats.org/wordprocessingml/2006/main" xmlns:w14="http://schemas.microsoft.com/office/word/2010/wordml" xmlns:w15="http://schemas.microsoft.com/office/word/2012/wordml" xmlns:w16se="http://schemas.microsoft.com/office/word/2015/wordml/symex" xmlns:wpg="http://schemas.microsoft.com/office/word/2010/wordprocessingGroup" xmlns:wpi="http://schemas.microsoft.com/office/word/2010/wordprocessingInk" xmlns:wne="http://schemas.microsoft.com/office/word/2006/wordml" xmlns:wps="http://schemas.microsoft.com/office/word/2010/wordprocessingShape" mc:Ignorable="w14 w15 w16se wp14">
   <w:p>
     <w:pPr>
       <w:pStyle w:val="Encabezado"/>
@@ -3384,7 +3678,7 @@
         <w:noProof/>
         <w:sz w:val="24"/>
         <w:szCs w:val="24"/>
-        <w:lang w:val="es-MX"/>
+        <w:lang w:val="es-MX" w:eastAsia="es-MX"/>
       </w:rPr>
       <w:drawing>
         <wp:inline distT="0" distB="0" distL="0" distR="0" wp14:anchorId="793C36C3" wp14:editId="160DD300">
@@ -3449,7 +3743,7 @@
 </file>
 
 <file path=word/numbering.xml><?xml version="1.0" encoding="utf-8"?>
-<w:numbering xmlns:wpc="http://schemas.microsoft.com/office/word/2010/wordprocessingCanvas" xmlns:cx="http://schemas.microsoft.com/office/drawing/2014/chartex" xmlns:cx1="http://schemas.microsoft.com/office/drawing/2015/9/8/chartex" xmlns:cx2="http://schemas.microsoft.com/office/drawing/2015/10/21/chartex" xmlns:cx3="http://schemas.microsoft.com/office/drawing/2016/5/9/chartex" xmlns:cx4="http://schemas.microsoft.com/office/drawing/2016/5/10/chartex" xmlns:cx5="http://schemas.microsoft.com/office/drawing/2016/5/11/chartex" xmlns:cx6="http://schemas.microsoft.com/office/drawing/2016/5/12/chartex" xmlns:cx7="http://schemas.microsoft.com/office/drawing/2016/5/13/chartex" xmlns:cx8="http://schemas.microsoft.com/office/drawing/2016/5/14/chartex" xmlns:mc="http://schemas.openxmlformats.org/markup-compatibility/2006" xmlns:aink="http://schemas.microsoft.com/office/drawing/2016/ink" xmlns:am3d="http://schemas.microsoft.com/office/drawing/2017/model3d" xmlns:o="urn:schemas-microsoft-com:office:office" xmlns:r="http://schemas.openxmlformats.org/officeDocument/2006/relationships" xmlns:m="http://schemas.openxmlformats.org/officeDocument/2006/math" xmlns:v="urn:schemas-microsoft-com:vml" xmlns:wp14="http://schemas.microsoft.com/office/word/2010/wordprocessingDrawing" xmlns:wp="http://schemas.openxmlformats.org/drawingml/2006/wordprocessingDrawing" xmlns:w10="urn:schemas-microsoft-com:office:word" xmlns:w="http://schemas.openxmlformats.org/wordprocessingml/2006/main" xmlns:w14="http://schemas.microsoft.com/office/word/2010/wordml" xmlns:w15="http://schemas.microsoft.com/office/word/2012/wordml" xmlns:w16cid="http://schemas.microsoft.com/office/word/2016/wordml/cid" xmlns:w16se="http://schemas.microsoft.com/office/word/2015/wordml/symex" xmlns:wpg="http://schemas.microsoft.com/office/word/2010/wordprocessingGroup" xmlns:wpi="http://schemas.microsoft.com/office/word/2010/wordprocessingInk" xmlns:wne="http://schemas.microsoft.com/office/word/2006/wordml" xmlns:wps="http://schemas.microsoft.com/office/word/2010/wordprocessingShape" mc:Ignorable="w14 w15 w16se w16cid wp14">
+<w:numbering xmlns:wpc="http://schemas.microsoft.com/office/word/2010/wordprocessingCanvas" xmlns:cx="http://schemas.microsoft.com/office/drawing/2014/chartex" xmlns:mc="http://schemas.openxmlformats.org/markup-compatibility/2006" xmlns:o="urn:schemas-microsoft-com:office:office" xmlns:r="http://schemas.openxmlformats.org/officeDocument/2006/relationships" xmlns:m="http://schemas.openxmlformats.org/officeDocument/2006/math" xmlns:v="urn:schemas-microsoft-com:vml" xmlns:wp14="http://schemas.microsoft.com/office/word/2010/wordprocessingDrawing" xmlns:wp="http://schemas.openxmlformats.org/drawingml/2006/wordprocessingDrawing" xmlns:w10="urn:schemas-microsoft-com:office:word" xmlns:w="http://schemas.openxmlformats.org/wordprocessingml/2006/main" xmlns:w14="http://schemas.microsoft.com/office/word/2010/wordml" xmlns:w15="http://schemas.microsoft.com/office/word/2012/wordml" xmlns:w16se="http://schemas.microsoft.com/office/word/2015/wordml/symex" xmlns:wpg="http://schemas.microsoft.com/office/word/2010/wordprocessingGroup" xmlns:wpi="http://schemas.microsoft.com/office/word/2010/wordprocessingInk" xmlns:wne="http://schemas.microsoft.com/office/word/2006/wordml" xmlns:wps="http://schemas.microsoft.com/office/word/2010/wordprocessingShape" mc:Ignorable="w14 w15 w16se wp14">
   <w:abstractNum w:abstractNumId="0" w15:restartNumberingAfterBreak="0">
     <w:nsid w:val="099845D3"/>
     <w:multiLevelType w:val="multilevel"/>
@@ -4614,7 +4908,7 @@
 </file>
 
 <file path=word/styles.xml><?xml version="1.0" encoding="utf-8"?>
-<w:styles xmlns:mc="http://schemas.openxmlformats.org/markup-compatibility/2006" xmlns:r="http://schemas.openxmlformats.org/officeDocument/2006/relationships" xmlns:w="http://schemas.openxmlformats.org/wordprocessingml/2006/main" xmlns:w14="http://schemas.microsoft.com/office/word/2010/wordml" xmlns:w15="http://schemas.microsoft.com/office/word/2012/wordml" xmlns:w16cid="http://schemas.microsoft.com/office/word/2016/wordml/cid" xmlns:w16se="http://schemas.microsoft.com/office/word/2015/wordml/symex" mc:Ignorable="w14 w15 w16se w16cid">
+<w:styles xmlns:mc="http://schemas.openxmlformats.org/markup-compatibility/2006" xmlns:r="http://schemas.openxmlformats.org/officeDocument/2006/relationships" xmlns:w="http://schemas.openxmlformats.org/wordprocessingml/2006/main" xmlns:w14="http://schemas.microsoft.com/office/word/2010/wordml" xmlns:w15="http://schemas.microsoft.com/office/word/2012/wordml" xmlns:w16se="http://schemas.microsoft.com/office/word/2015/wordml/symex" mc:Ignorable="w14 w15 w16se">
   <w:docDefaults>
     <w:rPrDefault>
       <w:rPr>
@@ -4630,7 +4924,7 @@
       </w:pPr>
     </w:pPrDefault>
   </w:docDefaults>
-  <w:latentStyles w:defLockedState="0" w:defUIPriority="99" w:defSemiHidden="0" w:defUnhideWhenUsed="0" w:defQFormat="0" w:count="375">
+  <w:latentStyles w:defLockedState="0" w:defUIPriority="99" w:defSemiHidden="0" w:defUnhideWhenUsed="0" w:defQFormat="0" w:count="371">
     <w:lsdException w:name="Normal" w:uiPriority="0" w:qFormat="1"/>
     <w:lsdException w:name="heading 1" w:uiPriority="9" w:qFormat="1"/>
     <w:lsdException w:name="heading 2" w:semiHidden="1" w:uiPriority="9" w:unhideWhenUsed="1" w:qFormat="1"/>
@@ -5002,10 +5296,6 @@
     <w:lsdException w:name="List Table 5 Dark Accent 6" w:uiPriority="50"/>
     <w:lsdException w:name="List Table 6 Colorful Accent 6" w:uiPriority="51"/>
     <w:lsdException w:name="List Table 7 Colorful Accent 6" w:uiPriority="52"/>
-    <w:lsdException w:name="Mention" w:semiHidden="1" w:unhideWhenUsed="1"/>
-    <w:lsdException w:name="Smart Hyperlink" w:semiHidden="1" w:unhideWhenUsed="1"/>
-    <w:lsdException w:name="Hashtag" w:semiHidden="1" w:unhideWhenUsed="1"/>
-    <w:lsdException w:name="Unresolved Mention" w:semiHidden="1" w:unhideWhenUsed="1"/>
   </w:latentStyles>
   <w:style w:type="paragraph" w:default="1" w:styleId="Normal">
     <w:name w:val="Normal"/>
